--- a/docs/sad/SAD-CalisFacu.docx
+++ b/docs/sad/SAD-CalisFacu.docx
@@ -37,7 +37,7 @@
           <w:color w:val="767171"/>
           <w:sz w:val="24"/>
         </w:rPr>
-        <w:t>Equipo L-001 · COM450 Calidad de Software · Gestión II/2026 · Versión 1.0</w:t>
+        <w:t>Equipo L-001 · COM450 Calidad de Software · Gestión II/2026 · Versión 1.1</w:t>
       </w:r>
     </w:p>
     <w:p>
@@ -91,7 +91,7 @@
       <w:r>
         <w:drawing>
           <wp:inline xmlns:a="http://schemas.openxmlformats.org/drawingml/2006/main" xmlns:pic="http://schemas.openxmlformats.org/drawingml/2006/picture">
-            <wp:extent cx="6309360" cy="1794627"/>
+            <wp:extent cx="6309360" cy="2816678"/>
             <wp:docPr id="1" name="Picture 1"/>
             <wp:cNvGraphicFramePr>
               <a:graphicFrameLocks noChangeAspect="1"/>
@@ -112,7 +112,7 @@
                   <pic:spPr>
                     <a:xfrm>
                       <a:off x="0" y="0"/>
-                      <a:ext cx="6309360" cy="1794627"/>
+                      <a:ext cx="6309360" cy="2816678"/>
                     </a:xfrm>
                     <a:prstGeom prst="rect"/>
                   </pic:spPr>
@@ -292,7 +292,7 @@
               <w:rPr>
                 <w:sz w:val="19"/>
               </w:rPr>
-              <w:t>React + Vite + TypeScript, en Vercel</w:t>
+              <w:t>React + Vite + TypeScript, en Render</w:t>
             </w:r>
           </w:p>
         </w:tc>
@@ -994,7 +994,7 @@
           <w:rFonts w:ascii="Consolas" w:hAnsi="Consolas" w:cs="Consolas" w:eastAsia="Consolas"/>
           <w:sz w:val="17"/>
         </w:rPr>
-        <w:t xml:space="preserve">    auditoria/    [crítico] corrección con motivo e historial             US-04</w:t>
+        <w:t xml:space="preserve">                  [crítico] dimensiones por gestión: suman 100; bloqueadas  US-18 (T-015)</w:t>
       </w:r>
     </w:p>
     <w:p>
@@ -1012,7 +1012,61 @@
           <w:rFonts w:ascii="Consolas" w:hAnsi="Consolas" w:cs="Consolas" w:eastAsia="Consolas"/>
           <w:sz w:val="17"/>
         </w:rPr>
-        <w:t>api/test/        e2e con PostgreSQL real (autorizacion, notas, auditoria) y fixtures</w:t>
+        <w:t xml:space="preserve">                  si la gestión tiene notas (GET/PUT /api/gestiones/:id/dimensiones)</w:t>
+      </w:r>
+    </w:p>
+    <w:p>
+      <w:pPr>
+        <w:keepLines/>
+        <w:pBdr>
+          <w:left w:val="single" w:color="9DBBD8" w:sz="12" w:space="6"/>
+        </w:pBdr>
+        <w:shd w:fill="F2F2F2" w:color="auto" w:val="clear"/>
+        <w:spacing w:after="0" w:before="0" w:line="240"/>
+        <w:ind w:left="170" w:right="170"/>
+      </w:pPr>
+      <w:r>
+        <w:rPr>
+          <w:rFonts w:ascii="Consolas" w:hAnsi="Consolas" w:cs="Consolas" w:eastAsia="Consolas"/>
+          <w:sz w:val="17"/>
+        </w:rPr>
+        <w:t xml:space="preserve">    auditoria/    [crítico] corrección con motivo e historial             US-04</w:t>
+      </w:r>
+    </w:p>
+    <w:p>
+      <w:pPr>
+        <w:keepLines/>
+        <w:pBdr>
+          <w:left w:val="single" w:color="9DBBD8" w:sz="12" w:space="6"/>
+        </w:pBdr>
+        <w:shd w:fill="F2F2F2" w:color="auto" w:val="clear"/>
+        <w:spacing w:after="0" w:before="0" w:line="240"/>
+        <w:ind w:left="170" w:right="170"/>
+      </w:pPr>
+      <w:r>
+        <w:rPr>
+          <w:rFonts w:ascii="Consolas" w:hAnsi="Consolas" w:cs="Consolas" w:eastAsia="Consolas"/>
+          <w:sz w:val="17"/>
+        </w:rPr>
+        <w:t xml:space="preserve">    asistencia/   asistencia por clase y porcentaje por estudiante        US-19 (T-036)</w:t>
+      </w:r>
+    </w:p>
+    <w:p>
+      <w:pPr>
+        <w:keepLines/>
+        <w:pBdr>
+          <w:left w:val="single" w:color="9DBBD8" w:sz="12" w:space="6"/>
+        </w:pBdr>
+        <w:shd w:fill="F2F2F2" w:color="auto" w:val="clear"/>
+        <w:spacing w:after="0" w:before="0" w:line="240"/>
+        <w:ind w:left="170" w:right="170"/>
+      </w:pPr>
+      <w:r>
+        <w:rPr>
+          <w:rFonts w:ascii="Consolas" w:hAnsi="Consolas" w:cs="Consolas" w:eastAsia="Consolas"/>
+          <w:sz w:val="17"/>
+        </w:rPr>
+        <w:t>api/test/        e2e con PostgreSQL real (autorizacion, notas, auditoria, dimensiones, asistencia, esquema) y fixtures</w:t>
       </w:r>
     </w:p>
     <w:p>
@@ -2740,7 +2794,7 @@
               <w:rPr>
                 <w:sz w:val="19"/>
               </w:rPr>
-              <w:t>Render (API) + Vercel (web)</w:t>
+              <w:t>Render: API (Docker) y web (sitio estático), según render.yaml</w:t>
             </w:r>
           </w:p>
         </w:tc>
@@ -2974,7 +3028,7 @@
               <w:rPr>
                 <w:sz w:val="19"/>
               </w:rPr>
-              <w:t>Render + Vercel</w:t>
+              <w:t>Render (API y web)</w:t>
             </w:r>
           </w:p>
         </w:tc>
@@ -3023,17 +3077,16 @@
         <w:t>api/Dockerfile</w:t>
       </w:r>
       <w:r>
-        <w:t>) y aplica las migraciones al iniciar (</w:t>
+        <w:t>) y aplica las migraciones al iniciar (migration:run y después node dist/main.js; en staging, con SEMBRAR=1, carga el seed si la base está vacía)</w:t>
       </w:r>
       <w:r>
         <w:rPr>
           <w:rFonts w:ascii="Consolas" w:hAnsi="Consolas" w:cs="Consolas"/>
           <w:sz w:val="19"/>
         </w:rPr>
-        <w:t>npm run db:migrate &amp;&amp; node dist/main.js</w:t>
-      </w:r>
-      <w:r>
-        <w:t xml:space="preserve">). El commit desplegado se lee de </w:t>
+      </w:r>
+      <w:r>
+        <w:t xml:space="preserve">. El commit desplegado se lee de </w:t>
       </w:r>
       <w:r>
         <w:rPr>
@@ -4228,6 +4281,126 @@
                 <w:sz w:val="19"/>
               </w:rPr>
               <w:t>Versión inicial: arquitectura del repositorio base.</w:t>
+            </w:r>
+          </w:p>
+        </w:tc>
+        <w:tc>
+          <w:tcPr>
+            <w:tcW w:w="984" w:type="dxa"/>
+            <w:tcMar>
+              <w:top w:w="60" w:type="dxa"/>
+              <w:left w:w="100" w:type="dxa"/>
+              <w:bottom w:w="60" w:type="dxa"/>
+              <w:right w:w="100" w:type="dxa"/>
+            </w:tcMar>
+            <w:vAlign w:val="center"/>
+          </w:tcPr>
+          <w:p>
+            <w:pPr>
+              <w:spacing w:after="0" w:line="260" w:lineRule="auto"/>
+            </w:pPr>
+            <w:r>
+              <w:rPr>
+                <w:sz w:val="19"/>
+              </w:rPr>
+              <w:t>Lujan</w:t>
+            </w:r>
+          </w:p>
+        </w:tc>
+        <w:tc>
+          <w:tcPr>
+            <w:tcW w:w="1248" w:type="dxa"/>
+            <w:tcMar>
+              <w:top w:w="60" w:type="dxa"/>
+              <w:left w:w="100" w:type="dxa"/>
+              <w:bottom w:w="60" w:type="dxa"/>
+              <w:right w:w="100" w:type="dxa"/>
+            </w:tcMar>
+            <w:vAlign w:val="center"/>
+          </w:tcPr>
+          <w:p>
+            <w:pPr>
+              <w:spacing w:after="0" w:line="260" w:lineRule="auto"/>
+            </w:pPr>
+            <w:r>
+              <w:rPr>
+                <w:sz w:val="19"/>
+              </w:rPr>
+              <w:t>Galvan</w:t>
+            </w:r>
+          </w:p>
+        </w:tc>
+      </w:tr>
+      <w:tr>
+        <w:trPr>
+          <w:cantSplit/>
+        </w:trPr>
+        <w:tc>
+          <w:tcPr>
+            <w:tcW w:w="1246" w:type="dxa"/>
+            <w:tcMar>
+              <w:top w:w="60" w:type="dxa"/>
+              <w:left w:w="100" w:type="dxa"/>
+              <w:bottom w:w="60" w:type="dxa"/>
+              <w:right w:w="100" w:type="dxa"/>
+            </w:tcMar>
+            <w:vAlign w:val="center"/>
+          </w:tcPr>
+          <w:p>
+            <w:pPr>
+              <w:spacing w:after="0" w:line="260" w:lineRule="auto"/>
+            </w:pPr>
+            <w:r>
+              <w:rPr>
+                <w:sz w:val="19"/>
+              </w:rPr>
+              <w:t>1.1</w:t>
+            </w:r>
+          </w:p>
+        </w:tc>
+        <w:tc>
+          <w:tcPr>
+            <w:tcW w:w="1599" w:type="dxa"/>
+            <w:tcMar>
+              <w:top w:w="60" w:type="dxa"/>
+              <w:left w:w="100" w:type="dxa"/>
+              <w:bottom w:w="60" w:type="dxa"/>
+              <w:right w:w="100" w:type="dxa"/>
+            </w:tcMar>
+            <w:vAlign w:val="center"/>
+          </w:tcPr>
+          <w:p>
+            <w:pPr>
+              <w:spacing w:after="0" w:line="260" w:lineRule="auto"/>
+            </w:pPr>
+            <w:r>
+              <w:rPr>
+                <w:sz w:val="19"/>
+              </w:rPr>
+              <w:t>13/10/2026</w:t>
+            </w:r>
+          </w:p>
+        </w:tc>
+        <w:tc>
+          <w:tcPr>
+            <w:tcW w:w="5003" w:type="dxa"/>
+            <w:tcMar>
+              <w:top w:w="60" w:type="dxa"/>
+              <w:left w:w="100" w:type="dxa"/>
+              <w:bottom w:w="60" w:type="dxa"/>
+              <w:right w:w="100" w:type="dxa"/>
+            </w:tcMar>
+            <w:vAlign w:val="center"/>
+          </w:tcPr>
+          <w:p>
+            <w:pPr>
+              <w:spacing w:after="0" w:line="260" w:lineRule="auto"/>
+            </w:pPr>
+            <w:r>
+              <w:rPr>
+                <w:sz w:val="19"/>
+              </w:rPr>
+              <w:t>La web se despliega en Render y no en Vercel (ADR-0009); módulos de dimensiones por gestión (T-015) y de asistencia (T-036); arranque con migraciones y seed de staging.</w:t>
             </w:r>
           </w:p>
         </w:tc>

--- a/docs/sad/SAD-CalisFacu.docx
+++ b/docs/sad/SAD-CalisFacu.docx
@@ -37,7 +37,7 @@
           <w:color w:val="767171"/>
           <w:sz w:val="24"/>
         </w:rPr>
-        <w:t>Equipo L-001 · COM450 Calidad de Software · Gestión II/2026 · Versión 1.1</w:t>
+        <w:t>Equipo L-001 · COM450 Calidad de Software · Gestión II/2026 · Versión 1.2</w:t>
       </w:r>
     </w:p>
     <w:p>
@@ -783,6 +783,7 @@
     </w:p>
     <w:p>
       <w:pPr>
+        <w:keepNext/>
         <w:keepLines/>
         <w:pBdr>
           <w:left w:val="single" w:color="9DBBD8" w:sz="12" w:space="6"/>
@@ -796,7 +797,7 @@
           <w:rFonts w:ascii="Consolas" w:hAnsi="Consolas" w:cs="Consolas" w:eastAsia="Consolas"/>
           <w:sz w:val="17"/>
         </w:rPr>
-        <w:t xml:space="preserve">  database/</w:t>
+        <w:t xml:space="preserve">  common/transformaciones.ts                 recorte y mayúsculas en DTO, duplicados (23505), LIKE seguro</w:t>
       </w:r>
     </w:p>
     <w:p>
@@ -814,7 +815,7 @@
           <w:rFonts w:ascii="Consolas" w:hAnsi="Consolas" w:cs="Consolas" w:eastAsia="Consolas"/>
           <w:sz w:val="17"/>
         </w:rPr>
-        <w:t xml:space="preserve">    entities/                                entidades TypeORM (Sección 5)</w:t>
+        <w:t xml:space="preserve">  database/</w:t>
       </w:r>
     </w:p>
     <w:p>
@@ -832,7 +833,7 @@
           <w:rFonts w:ascii="Consolas" w:hAnsi="Consolas" w:cs="Consolas" w:eastAsia="Consolas"/>
           <w:sz w:val="17"/>
         </w:rPr>
-        <w:t xml:space="preserve">    migrations/                              migraciones versionadas</w:t>
+        <w:t xml:space="preserve">    entities/                                entidades TypeORM (Sección 5)</w:t>
       </w:r>
     </w:p>
     <w:p>
@@ -850,7 +851,7 @@
           <w:rFonts w:ascii="Consolas" w:hAnsi="Consolas" w:cs="Consolas" w:eastAsia="Consolas"/>
           <w:sz w:val="17"/>
         </w:rPr>
-        <w:t xml:space="preserve">    typeorm.config.ts · data-source.ts       configuración única (app, CLI, seed, pruebas)</w:t>
+        <w:t xml:space="preserve">    migrations/                              migraciones versionadas</w:t>
       </w:r>
     </w:p>
     <w:p>
@@ -868,7 +869,7 @@
           <w:rFonts w:ascii="Consolas" w:hAnsi="Consolas" w:cs="Consolas" w:eastAsia="Consolas"/>
           <w:sz w:val="17"/>
         </w:rPr>
-        <w:t xml:space="preserve">    naming.strategy.ts                       snake_case en tablas y columnas</w:t>
+        <w:t xml:space="preserve">    typeorm.config.ts · data-source.ts       configuración única (app, CLI, seed, pruebas)</w:t>
       </w:r>
     </w:p>
     <w:p>
@@ -886,7 +887,7 @@
           <w:rFonts w:ascii="Consolas" w:hAnsi="Consolas" w:cs="Consolas" w:eastAsia="Consolas"/>
           <w:sz w:val="17"/>
         </w:rPr>
-        <w:t xml:space="preserve">    seed.ts · reiniciar.ts                   datos sintéticos y reinicio (solo desarrollo)</w:t>
+        <w:t xml:space="preserve">    naming.strategy.ts                       snake_case en tablas y columnas</w:t>
       </w:r>
     </w:p>
     <w:p>
@@ -904,7 +905,7 @@
           <w:rFonts w:ascii="Consolas" w:hAnsi="Consolas" w:cs="Consolas" w:eastAsia="Consolas"/>
           <w:sz w:val="17"/>
         </w:rPr>
-        <w:t xml:space="preserve">  modules/</w:t>
+        <w:t xml:space="preserve">    seed.ts · reiniciar.ts                   datos sintéticos y reinicio (solo desarrollo)</w:t>
       </w:r>
     </w:p>
     <w:p>
@@ -922,7 +923,7 @@
           <w:rFonts w:ascii="Consolas" w:hAnsi="Consolas" w:cs="Consolas" w:eastAsia="Consolas"/>
           <w:sz w:val="17"/>
         </w:rPr>
-        <w:t xml:space="preserve">    salud/        GET /api/salud</w:t>
+        <w:t xml:space="preserve">  modules/</w:t>
       </w:r>
     </w:p>
     <w:p>
@@ -940,7 +941,7 @@
           <w:rFonts w:ascii="Consolas" w:hAnsi="Consolas" w:cs="Consolas" w:eastAsia="Consolas"/>
           <w:sz w:val="17"/>
         </w:rPr>
-        <w:t xml:space="preserve">    auth/         [crítico] login, JWT, bloqueo, guards de rol           US-17</w:t>
+        <w:t xml:space="preserve">    salud/        GET /api/salud</w:t>
       </w:r>
     </w:p>
     <w:p>
@@ -958,7 +959,7 @@
           <w:rFonts w:ascii="Consolas" w:hAnsi="Consolas" w:cs="Consolas" w:eastAsia="Consolas"/>
           <w:sz w:val="17"/>
         </w:rPr>
-        <w:t xml:space="preserve">    notas/        [crítico] actividades, planilla, acceso por asignación  US-01</w:t>
+        <w:t xml:space="preserve">    auth/         [crítico] login, JWT, bloqueo, renovación, guards       US-17</w:t>
       </w:r>
     </w:p>
     <w:p>
@@ -976,7 +977,7 @@
           <w:rFonts w:ascii="Consolas" w:hAnsi="Consolas" w:cs="Consolas" w:eastAsia="Consolas"/>
           <w:sz w:val="17"/>
         </w:rPr>
-        <w:t xml:space="preserve">    calculo/      [crítico] nota trimestral según la RM 001/2026          US-02</w:t>
+        <w:t xml:space="preserve">    notas/        [crítico] actividades, planilla, acceso por asignación  US-01</w:t>
       </w:r>
     </w:p>
     <w:p>
@@ -994,7 +995,7 @@
           <w:rFonts w:ascii="Consolas" w:hAnsi="Consolas" w:cs="Consolas" w:eastAsia="Consolas"/>
           <w:sz w:val="17"/>
         </w:rPr>
-        <w:t xml:space="preserve">                  [crítico] dimensiones por gestión: suman 100; bloqueadas  US-18 (T-015)</w:t>
+        <w:t xml:space="preserve">    calculo/      [crítico] nota trimestral según la RM 001/2026          US-02</w:t>
       </w:r>
     </w:p>
     <w:p>
@@ -1012,7 +1013,7 @@
           <w:rFonts w:ascii="Consolas" w:hAnsi="Consolas" w:cs="Consolas" w:eastAsia="Consolas"/>
           <w:sz w:val="17"/>
         </w:rPr>
-        <w:t xml:space="preserve">                  si la gestión tiene notas (GET/PUT /api/gestiones/:id/dimensiones)</w:t>
+        <w:t xml:space="preserve">                  [crítico] dimensiones por gestión: suman 100; bloqueadas  US-18 (T-015)</w:t>
       </w:r>
     </w:p>
     <w:p>
@@ -1030,7 +1031,7 @@
           <w:rFonts w:ascii="Consolas" w:hAnsi="Consolas" w:cs="Consolas" w:eastAsia="Consolas"/>
           <w:sz w:val="17"/>
         </w:rPr>
-        <w:t xml:space="preserve">    auditoria/    [crítico] corrección con motivo e historial             US-04</w:t>
+        <w:t xml:space="preserve">                  si la gestión tiene notas (GET/PUT /api/gestiones/:id/dimensiones)</w:t>
       </w:r>
     </w:p>
     <w:p>
@@ -1048,7 +1049,7 @@
           <w:rFonts w:ascii="Consolas" w:hAnsi="Consolas" w:cs="Consolas" w:eastAsia="Consolas"/>
           <w:sz w:val="17"/>
         </w:rPr>
-        <w:t xml:space="preserve">    asistencia/   asistencia por clase y porcentaje por estudiante        US-19 (T-036)</w:t>
+        <w:t xml:space="preserve">    auditoria/    [crítico] corrección con motivo e historial             US-04</w:t>
       </w:r>
     </w:p>
     <w:p>
@@ -1066,7 +1067,79 @@
           <w:rFonts w:ascii="Consolas" w:hAnsi="Consolas" w:cs="Consolas" w:eastAsia="Consolas"/>
           <w:sz w:val="17"/>
         </w:rPr>
-        <w:t>api/test/        e2e con PostgreSQL real (autorizacion, notas, auditoria, dimensiones, asistencia, esquema) y fixtures</w:t>
+        <w:t xml:space="preserve">    asistencia/   asistencia por clase y porcentaje por estudiante        US-19 (T-036)</w:t>
+      </w:r>
+    </w:p>
+    <w:p>
+      <w:pPr>
+        <w:keepLines/>
+        <w:pBdr>
+          <w:left w:val="single" w:color="9DBBD8" w:sz="12" w:space="6"/>
+        </w:pBdr>
+        <w:shd w:fill="F2F2F2" w:color="auto" w:val="clear"/>
+        <w:spacing w:after="0" w:before="0" w:line="240"/>
+        <w:ind w:left="170" w:right="170"/>
+      </w:pPr>
+      <w:r>
+        <w:rPr>
+          <w:rFonts w:ascii="Consolas" w:hAnsi="Consolas" w:cs="Consolas" w:eastAsia="Consolas"/>
+          <w:sz w:val="17"/>
+        </w:rPr>
+        <w:t xml:space="preserve">    academico/    cursos, estudiantes, materias y asignaciones,           US-18 (T-016)</w:t>
+      </w:r>
+    </w:p>
+    <w:p>
+      <w:pPr>
+        <w:keepLines/>
+        <w:pBdr>
+          <w:left w:val="single" w:color="9DBBD8" w:sz="12" w:space="6"/>
+        </w:pBdr>
+        <w:shd w:fill="F2F2F2" w:color="auto" w:val="clear"/>
+        <w:spacing w:after="0" w:before="0" w:line="240"/>
+        <w:ind w:left="170" w:right="170"/>
+      </w:pPr>
+      <w:r>
+        <w:rPr>
+          <w:rFonts w:ascii="Consolas" w:hAnsi="Consolas" w:cs="Consolas" w:eastAsia="Consolas"/>
+          <w:sz w:val="17"/>
+        </w:rPr>
+        <w:t xml:space="preserve">                  gestiones y trimestres, "mis materias", unidad educativa</w:t>
+      </w:r>
+    </w:p>
+    <w:p>
+      <w:pPr>
+        <w:keepLines/>
+        <w:pBdr>
+          <w:left w:val="single" w:color="9DBBD8" w:sz="12" w:space="6"/>
+        </w:pBdr>
+        <w:shd w:fill="F2F2F2" w:color="auto" w:val="clear"/>
+        <w:spacing w:after="0" w:before="0" w:line="240"/>
+        <w:ind w:left="170" w:right="170"/>
+      </w:pPr>
+      <w:r>
+        <w:rPr>
+          <w:rFonts w:ascii="Consolas" w:hAnsi="Consolas" w:cs="Consolas" w:eastAsia="Consolas"/>
+          <w:sz w:val="17"/>
+        </w:rPr>
+        <w:t xml:space="preserve">                  y su apariencia: colores y logo (ADR-0010)</w:t>
+      </w:r>
+    </w:p>
+    <w:p>
+      <w:pPr>
+        <w:keepLines/>
+        <w:pBdr>
+          <w:left w:val="single" w:color="9DBBD8" w:sz="12" w:space="6"/>
+        </w:pBdr>
+        <w:shd w:fill="F2F2F2" w:color="auto" w:val="clear"/>
+        <w:spacing w:after="0" w:before="0" w:line="240"/>
+        <w:ind w:left="170" w:right="170"/>
+      </w:pPr>
+      <w:r>
+        <w:rPr>
+          <w:rFonts w:ascii="Consolas" w:hAnsi="Consolas" w:cs="Consolas" w:eastAsia="Consolas"/>
+          <w:sz w:val="17"/>
+        </w:rPr>
+        <w:t>api/test/        e2e con PostgreSQL real (autorizacion, notas, auditoria, dimensiones, asistencia, academico, esquema) y fixtures</w:t>
       </w:r>
     </w:p>
     <w:p>
@@ -1389,7 +1462,7 @@
         <w:spacing w:after="80" w:line="276" w:lineRule="auto"/>
       </w:pPr>
       <w:r>
-        <w:t>Restricciones en la base, además de la validación de la API: nota entre 0 y 100, puntaje de dimensión positivo, número de trimestre entre 1 y 3, una nota por estudiante y actividad, un profesor por materia.</w:t>
+        <w:t>Restricciones en la base, además de la validación de la API: nota entre 1 y 100 (D1), puntaje de dimensión positivo, número de trimestre entre 1 y 3, una nota por estudiante y actividad, un profesor por materia.</w:t>
       </w:r>
     </w:p>
     <w:p>
@@ -1412,6 +1485,42 @@
       <w:r>
         <w:t>: se calcula al consultarla, así que una corrección se refleja de inmediato.</w:t>
       </w:r>
+    </w:p>
+    <w:p>
+      <w:pPr>
+        <w:numPr>
+          <w:ilvl w:val="0"/>
+          <w:numId w:val="2"/>
+        </w:numPr>
+        <w:spacing w:after="80" w:line="276" w:lineRule="auto"/>
+      </w:pPr>
+      <w:r>
+        <w:t>estudiantes.codigo_rude (Registro Único de Estudiantes) es único por gestión: nadie queda inscrito en dos cursos de la misma gestión (US-18, criterio 3; D10). La fila guarda también la gestión del curso para que la base lo exija.</w:t>
+      </w:r>
+      <w:r>
+        <w:rPr>
+          <w:b/>
+        </w:rPr>
+      </w:r>
+      <w:r/>
+    </w:p>
+    <w:p>
+      <w:pPr>
+        <w:numPr>
+          <w:ilvl w:val="0"/>
+          <w:numId w:val="2"/>
+        </w:numPr>
+        <w:spacing w:after="80" w:line="276" w:lineRule="auto"/>
+      </w:pPr>
+      <w:r>
+        <w:t>unidades_educativas guarda los colores de la web (CHECK de formato #RRGGBB) y el logo (bytea, máximo 256 KB): la apariencia cambia sin tocar el código (ADR-0010).</w:t>
+      </w:r>
+      <w:r>
+        <w:rPr>
+          <w:b/>
+        </w:rPr>
+      </w:r>
+      <w:r/>
     </w:p>
     <w:p>
       <w:pPr>
@@ -1575,33 +1684,29 @@
               <w:rPr>
                 <w:sz w:val="19"/>
               </w:rPr>
-              <w:t xml:space="preserve"> global; solo </w:t>
+              <w:t xml:space="preserve"> global; solo son públicas /api/salud, /api/auth/login y /api/institucion (nombre, colores y logo)</w:t>
             </w:r>
             <w:r>
               <w:rPr>
                 <w:rFonts w:ascii="Consolas" w:hAnsi="Consolas" w:cs="Consolas"/>
                 <w:sz w:val="18"/>
               </w:rPr>
-              <w:t>/api/salud</w:t>
-            </w:r>
-            <w:r>
-              <w:rPr>
-                <w:sz w:val="19"/>
-              </w:rPr>
-              <w:t xml:space="preserve"> y </w:t>
+            </w:r>
+            <w:r>
+              <w:rPr>
+                <w:sz w:val="19"/>
+              </w:rPr>
             </w:r>
             <w:r>
               <w:rPr>
                 <w:rFonts w:ascii="Consolas" w:hAnsi="Consolas" w:cs="Consolas"/>
                 <w:sz w:val="18"/>
               </w:rPr>
-              <w:t>/api/auth/login</w:t>
-            </w:r>
-            <w:r>
-              <w:rPr>
-                <w:sz w:val="19"/>
-              </w:rPr>
-              <w:t xml:space="preserve"> son públicas</w:t>
+            </w:r>
+            <w:r>
+              <w:rPr>
+                <w:sz w:val="19"/>
+              </w:rPr>
             </w:r>
           </w:p>
         </w:tc>
@@ -1949,6 +2054,154 @@
                 <w:sz w:val="19"/>
               </w:rPr>
               <w:t>e2e de inicio de sesión</w:t>
+            </w:r>
+          </w:p>
+        </w:tc>
+      </w:tr>
+      <w:tr>
+        <w:trPr>
+          <w:cantSplit/>
+        </w:trPr>
+        <w:tc>
+          <w:tcPr>
+            <w:tcW w:w="2388" w:type="dxa"/>
+            <w:tcMar>
+              <w:top w:w="60" w:type="dxa"/>
+              <w:left w:w="100" w:type="dxa"/>
+              <w:bottom w:w="60" w:type="dxa"/>
+              <w:right w:w="100" w:type="dxa"/>
+            </w:tcMar>
+            <w:vAlign w:val="center"/>
+          </w:tcPr>
+          <w:p>
+            <w:pPr>
+              <w:spacing w:after="0" w:line="260" w:lineRule="auto"/>
+            </w:pPr>
+            <w:r>
+              <w:rPr>
+                <w:sz w:val="19"/>
+              </w:rPr>
+              <w:t>Sesión abandonada</w:t>
+            </w:r>
+          </w:p>
+        </w:tc>
+        <w:tc>
+          <w:tcPr>
+            <w:tcW w:w="5302" w:type="dxa"/>
+            <w:tcMar>
+              <w:top w:w="60" w:type="dxa"/>
+              <w:left w:w="100" w:type="dxa"/>
+              <w:bottom w:w="60" w:type="dxa"/>
+              <w:right w:w="100" w:type="dxa"/>
+            </w:tcMar>
+            <w:vAlign w:val="center"/>
+          </w:tcPr>
+          <w:p>
+            <w:pPr>
+              <w:spacing w:after="0" w:line="260" w:lineRule="auto"/>
+            </w:pPr>
+            <w:r>
+              <w:rPr>
+                <w:sz w:val="19"/>
+              </w:rPr>
+              <w:t>Token de 30 minutos que la web renueva (POST /api/auth/renovar) solo mientras hay actividad (D11)</w:t>
+            </w:r>
+          </w:p>
+        </w:tc>
+        <w:tc>
+          <w:tcPr>
+            <w:tcW w:w="2390" w:type="dxa"/>
+            <w:tcMar>
+              <w:top w:w="60" w:type="dxa"/>
+              <w:left w:w="100" w:type="dxa"/>
+              <w:bottom w:w="60" w:type="dxa"/>
+              <w:right w:w="100" w:type="dxa"/>
+            </w:tcMar>
+            <w:vAlign w:val="center"/>
+          </w:tcPr>
+          <w:p>
+            <w:pPr>
+              <w:spacing w:after="0" w:line="260" w:lineRule="auto"/>
+            </w:pPr>
+            <w:r>
+              <w:rPr>
+                <w:sz w:val="19"/>
+              </w:rPr>
+              <w:t>e2e de expiración de sesión</w:t>
+            </w:r>
+          </w:p>
+        </w:tc>
+      </w:tr>
+      <w:tr>
+        <w:trPr>
+          <w:cantSplit/>
+        </w:trPr>
+        <w:tc>
+          <w:tcPr>
+            <w:tcW w:w="2388" w:type="dxa"/>
+            <w:tcMar>
+              <w:top w:w="60" w:type="dxa"/>
+              <w:left w:w="100" w:type="dxa"/>
+              <w:bottom w:w="60" w:type="dxa"/>
+              <w:right w:w="100" w:type="dxa"/>
+            </w:tcMar>
+            <w:vAlign w:val="center"/>
+          </w:tcPr>
+          <w:p>
+            <w:pPr>
+              <w:spacing w:after="0" w:line="260" w:lineRule="auto"/>
+            </w:pPr>
+            <w:r>
+              <w:rPr>
+                <w:sz w:val="19"/>
+              </w:rPr>
+              <w:t>Archivo malicioso (logo)</w:t>
+            </w:r>
+          </w:p>
+        </w:tc>
+        <w:tc>
+          <w:tcPr>
+            <w:tcW w:w="5302" w:type="dxa"/>
+            <w:tcMar>
+              <w:top w:w="60" w:type="dxa"/>
+              <w:left w:w="100" w:type="dxa"/>
+              <w:bottom w:w="60" w:type="dxa"/>
+              <w:right w:w="100" w:type="dxa"/>
+            </w:tcMar>
+            <w:vAlign w:val="center"/>
+          </w:tcPr>
+          <w:p>
+            <w:pPr>
+              <w:spacing w:after="0" w:line="260" w:lineRule="auto"/>
+            </w:pPr>
+            <w:r>
+              <w:rPr>
+                <w:sz w:val="19"/>
+              </w:rPr>
+              <w:t>Solo PNG, JPEG o WebP, reconocidos por su contenido (sin SVG); 256 KB; X-Content-Type-Options: nosniff</w:t>
+            </w:r>
+          </w:p>
+        </w:tc>
+        <w:tc>
+          <w:tcPr>
+            <w:tcW w:w="2390" w:type="dxa"/>
+            <w:tcMar>
+              <w:top w:w="60" w:type="dxa"/>
+              <w:left w:w="100" w:type="dxa"/>
+              <w:bottom w:w="60" w:type="dxa"/>
+              <w:right w:w="100" w:type="dxa"/>
+            </w:tcMar>
+            <w:vAlign w:val="center"/>
+          </w:tcPr>
+          <w:p>
+            <w:pPr>
+              <w:spacing w:after="0" w:line="260" w:lineRule="auto"/>
+            </w:pPr>
+            <w:r>
+              <w:rPr>
+                <w:sz w:val="19"/>
+              </w:rPr>
+              <w:t>academico.e2e-spec.ts</w:t>
             </w:r>
           </w:p>
         </w:tc>
@@ -4042,6 +4295,225 @@
                 <w:sz w:val="19"/>
               </w:rPr>
               <w:t xml:space="preserve"> protegidas</w:t>
+            </w:r>
+          </w:p>
+        </w:tc>
+      </w:tr>
+      <w:tr>
+        <w:trPr>
+          <w:cantSplit/>
+        </w:trPr>
+        <w:tc>
+          <w:tcPr>
+            <w:tcW w:w="1197" w:type="dxa"/>
+            <w:tcMar>
+              <w:top w:w="60" w:type="dxa"/>
+              <w:left w:w="100" w:type="dxa"/>
+              <w:bottom w:w="60" w:type="dxa"/>
+              <w:right w:w="100" w:type="dxa"/>
+            </w:tcMar>
+            <w:vAlign w:val="center"/>
+          </w:tcPr>
+          <w:p>
+            <w:pPr>
+              <w:spacing w:after="0" w:line="260" w:lineRule="auto"/>
+            </w:pPr>
+            <w:r>
+              <w:rPr>
+                <w:sz w:val="19"/>
+              </w:rPr>
+              <w:t>0008</w:t>
+            </w:r>
+          </w:p>
+        </w:tc>
+        <w:tc>
+          <w:tcPr>
+            <w:tcW w:w="8883" w:type="dxa"/>
+            <w:tcMar>
+              <w:top w:w="60" w:type="dxa"/>
+              <w:left w:w="100" w:type="dxa"/>
+              <w:bottom w:w="60" w:type="dxa"/>
+              <w:right w:w="100" w:type="dxa"/>
+            </w:tcMar>
+            <w:vAlign w:val="center"/>
+          </w:tcPr>
+          <w:p>
+            <w:pPr>
+              <w:spacing w:after="0" w:line="260" w:lineRule="auto"/>
+            </w:pPr>
+            <w:r>
+              <w:rPr>
+                <w:sz w:val="19"/>
+              </w:rPr>
+              <w:t>Desarrollo directo en develop con revisión de commits; main solo por PR de release</w:t>
+            </w:r>
+            <w:r>
+              <w:rPr>
+                <w:rFonts w:ascii="Consolas" w:hAnsi="Consolas" w:cs="Consolas"/>
+                <w:sz w:val="18"/>
+              </w:rPr>
+            </w:r>
+            <w:r>
+              <w:rPr>
+                <w:sz w:val="19"/>
+              </w:rPr>
+            </w:r>
+            <w:r>
+              <w:rPr>
+                <w:rFonts w:ascii="Consolas" w:hAnsi="Consolas" w:cs="Consolas"/>
+                <w:sz w:val="18"/>
+              </w:rPr>
+            </w:r>
+            <w:r>
+              <w:rPr>
+                <w:sz w:val="19"/>
+              </w:rPr>
+            </w:r>
+          </w:p>
+        </w:tc>
+      </w:tr>
+      <w:tr>
+        <w:trPr>
+          <w:cantSplit/>
+        </w:trPr>
+        <w:tc>
+          <w:tcPr>
+            <w:tcW w:w="1197" w:type="dxa"/>
+            <w:tcMar>
+              <w:top w:w="60" w:type="dxa"/>
+              <w:left w:w="100" w:type="dxa"/>
+              <w:bottom w:w="60" w:type="dxa"/>
+              <w:right w:w="100" w:type="dxa"/>
+            </w:tcMar>
+            <w:vAlign w:val="center"/>
+          </w:tcPr>
+          <w:p>
+            <w:pPr>
+              <w:spacing w:after="0" w:line="260" w:lineRule="auto"/>
+            </w:pPr>
+            <w:r>
+              <w:rPr>
+                <w:sz w:val="19"/>
+              </w:rPr>
+              <w:t>0009</w:t>
+            </w:r>
+          </w:p>
+        </w:tc>
+        <w:tc>
+          <w:tcPr>
+            <w:tcW w:w="8883" w:type="dxa"/>
+            <w:tcMar>
+              <w:top w:w="60" w:type="dxa"/>
+              <w:left w:w="100" w:type="dxa"/>
+              <w:bottom w:w="60" w:type="dxa"/>
+              <w:right w:w="100" w:type="dxa"/>
+            </w:tcMar>
+            <w:vAlign w:val="center"/>
+          </w:tcPr>
+          <w:p>
+            <w:pPr>
+              <w:spacing w:after="0" w:line="260" w:lineRule="auto"/>
+            </w:pPr>
+            <w:r>
+              <w:rPr>
+                <w:sz w:val="19"/>
+              </w:rPr>
+              <w:t>Despliegue continuo a staging en Render (API y web) desde el Sprint 1</w:t>
+            </w:r>
+            <w:r>
+              <w:rPr>
+                <w:rFonts w:ascii="Consolas" w:hAnsi="Consolas" w:cs="Consolas"/>
+                <w:sz w:val="18"/>
+              </w:rPr>
+            </w:r>
+            <w:r>
+              <w:rPr>
+                <w:sz w:val="19"/>
+              </w:rPr>
+            </w:r>
+            <w:r>
+              <w:rPr>
+                <w:rFonts w:ascii="Consolas" w:hAnsi="Consolas" w:cs="Consolas"/>
+                <w:sz w:val="18"/>
+              </w:rPr>
+            </w:r>
+            <w:r>
+              <w:rPr>
+                <w:sz w:val="19"/>
+              </w:rPr>
+            </w:r>
+          </w:p>
+        </w:tc>
+      </w:tr>
+      <w:tr>
+        <w:trPr>
+          <w:cantSplit/>
+        </w:trPr>
+        <w:tc>
+          <w:tcPr>
+            <w:tcW w:w="1197" w:type="dxa"/>
+            <w:tcMar>
+              <w:top w:w="60" w:type="dxa"/>
+              <w:left w:w="100" w:type="dxa"/>
+              <w:bottom w:w="60" w:type="dxa"/>
+              <w:right w:w="100" w:type="dxa"/>
+            </w:tcMar>
+            <w:vAlign w:val="center"/>
+          </w:tcPr>
+          <w:p>
+            <w:pPr>
+              <w:spacing w:after="0" w:line="260" w:lineRule="auto"/>
+            </w:pPr>
+            <w:r>
+              <w:rPr>
+                <w:sz w:val="19"/>
+              </w:rPr>
+              <w:t>0010</w:t>
+            </w:r>
+          </w:p>
+        </w:tc>
+        <w:tc>
+          <w:tcPr>
+            <w:tcW w:w="8883" w:type="dxa"/>
+            <w:tcMar>
+              <w:top w:w="60" w:type="dxa"/>
+              <w:left w:w="100" w:type="dxa"/>
+              <w:bottom w:w="60" w:type="dxa"/>
+              <w:right w:w="100" w:type="dxa"/>
+            </w:tcMar>
+            <w:vAlign w:val="center"/>
+          </w:tcPr>
+          <w:p>
+            <w:pPr>
+              <w:spacing w:after="0" w:line="260" w:lineRule="auto"/>
+            </w:pPr>
+            <w:r>
+              <w:rPr>
+                <w:sz w:val="19"/>
+              </w:rPr>
+              <w:t>Colores y logo de la institución configurables desde la API, con contraste WCAG AA</w:t>
+            </w:r>
+            <w:r>
+              <w:rPr>
+                <w:rFonts w:ascii="Consolas" w:hAnsi="Consolas" w:cs="Consolas"/>
+                <w:sz w:val="18"/>
+              </w:rPr>
+            </w:r>
+            <w:r>
+              <w:rPr>
+                <w:sz w:val="19"/>
+              </w:rPr>
+            </w:r>
+            <w:r>
+              <w:rPr>
+                <w:rFonts w:ascii="Consolas" w:hAnsi="Consolas" w:cs="Consolas"/>
+                <w:sz w:val="18"/>
+              </w:rPr>
+            </w:r>
+            <w:r>
+              <w:rPr>
+                <w:sz w:val="19"/>
+              </w:rPr>
             </w:r>
           </w:p>
         </w:tc>
@@ -4401,6 +4873,126 @@
                 <w:sz w:val="19"/>
               </w:rPr>
               <w:t>La web se despliega en Render y no en Vercel (ADR-0009); módulos de dimensiones por gestión (T-015) y de asistencia (T-036); arranque con migraciones y seed de staging.</w:t>
+            </w:r>
+          </w:p>
+        </w:tc>
+        <w:tc>
+          <w:tcPr>
+            <w:tcW w:w="984" w:type="dxa"/>
+            <w:tcMar>
+              <w:top w:w="60" w:type="dxa"/>
+              <w:left w:w="100" w:type="dxa"/>
+              <w:bottom w:w="60" w:type="dxa"/>
+              <w:right w:w="100" w:type="dxa"/>
+            </w:tcMar>
+            <w:vAlign w:val="center"/>
+          </w:tcPr>
+          <w:p>
+            <w:pPr>
+              <w:spacing w:after="0" w:line="260" w:lineRule="auto"/>
+            </w:pPr>
+            <w:r>
+              <w:rPr>
+                <w:sz w:val="19"/>
+              </w:rPr>
+              <w:t>Lujan</w:t>
+            </w:r>
+          </w:p>
+        </w:tc>
+        <w:tc>
+          <w:tcPr>
+            <w:tcW w:w="1248" w:type="dxa"/>
+            <w:tcMar>
+              <w:top w:w="60" w:type="dxa"/>
+              <w:left w:w="100" w:type="dxa"/>
+              <w:bottom w:w="60" w:type="dxa"/>
+              <w:right w:w="100" w:type="dxa"/>
+            </w:tcMar>
+            <w:vAlign w:val="center"/>
+          </w:tcPr>
+          <w:p>
+            <w:pPr>
+              <w:spacing w:after="0" w:line="260" w:lineRule="auto"/>
+            </w:pPr>
+            <w:r>
+              <w:rPr>
+                <w:sz w:val="19"/>
+              </w:rPr>
+              <w:t>Galvan</w:t>
+            </w:r>
+          </w:p>
+        </w:tc>
+      </w:tr>
+      <w:tr>
+        <w:trPr>
+          <w:cantSplit/>
+        </w:trPr>
+        <w:tc>
+          <w:tcPr>
+            <w:tcW w:w="1246" w:type="dxa"/>
+            <w:tcMar>
+              <w:top w:w="60" w:type="dxa"/>
+              <w:left w:w="100" w:type="dxa"/>
+              <w:bottom w:w="60" w:type="dxa"/>
+              <w:right w:w="100" w:type="dxa"/>
+            </w:tcMar>
+            <w:vAlign w:val="center"/>
+          </w:tcPr>
+          <w:p>
+            <w:pPr>
+              <w:spacing w:after="0" w:line="260" w:lineRule="auto"/>
+            </w:pPr>
+            <w:r>
+              <w:rPr>
+                <w:sz w:val="19"/>
+              </w:rPr>
+              <w:t>1.2</w:t>
+            </w:r>
+          </w:p>
+        </w:tc>
+        <w:tc>
+          <w:tcPr>
+            <w:tcW w:w="1599" w:type="dxa"/>
+            <w:tcMar>
+              <w:top w:w="60" w:type="dxa"/>
+              <w:left w:w="100" w:type="dxa"/>
+              <w:bottom w:w="60" w:type="dxa"/>
+              <w:right w:w="100" w:type="dxa"/>
+            </w:tcMar>
+            <w:vAlign w:val="center"/>
+          </w:tcPr>
+          <w:p>
+            <w:pPr>
+              <w:spacing w:after="0" w:line="260" w:lineRule="auto"/>
+            </w:pPr>
+            <w:r>
+              <w:rPr>
+                <w:sz w:val="19"/>
+              </w:rPr>
+              <w:t>13/10/2026</w:t>
+            </w:r>
+          </w:p>
+        </w:tc>
+        <w:tc>
+          <w:tcPr>
+            <w:tcW w:w="5003" w:type="dxa"/>
+            <w:tcMar>
+              <w:top w:w="60" w:type="dxa"/>
+              <w:left w:w="100" w:type="dxa"/>
+              <w:bottom w:w="60" w:type="dxa"/>
+              <w:right w:w="100" w:type="dxa"/>
+            </w:tcMar>
+            <w:vAlign w:val="center"/>
+          </w:tcPr>
+          <w:p>
+            <w:pPr>
+              <w:spacing w:after="0" w:line="260" w:lineRule="auto"/>
+            </w:pPr>
+            <w:r>
+              <w:rPr>
+                <w:sz w:val="19"/>
+              </w:rPr>
+              <w:t>Módulo académico (T-016): cursos, estudiantes con código RUDE (D10), materias, unidad educativa y su apariencia (ADR-0010); renovación de la sesión (D11).</w:t>
             </w:r>
           </w:p>
         </w:tc>

--- a/docs/sad/SAD-CalisFacu.docx
+++ b/docs/sad/SAD-CalisFacu.docx
@@ -1157,7 +1157,43 @@
           <w:rFonts w:ascii="Consolas" w:hAnsi="Consolas" w:cs="Consolas" w:eastAsia="Consolas"/>
           <w:sz w:val="17"/>
         </w:rPr>
-        <w:t>web/src/         App, pages/, lib/ (cliente de la API y validación)</w:t>
+        <w:t>web/src/         App (rutas por rol), componentes/ (marco, diálogos, estados de carga),</w:t>
+      </w:r>
+    </w:p>
+    <w:p>
+      <w:pPr>
+        <w:keepLines/>
+        <w:pBdr>
+          <w:left w:val="single" w:color="9DBBD8" w:sz="12" w:space="6"/>
+        </w:pBdr>
+        <w:shd w:fill="F2F2F2" w:color="auto" w:val="clear"/>
+        <w:spacing w:after="0" w:before="0" w:line="240"/>
+        <w:ind w:left="170" w:right="170"/>
+      </w:pPr>
+      <w:r>
+        <w:rPr>
+          <w:rFonts w:ascii="Consolas" w:hAnsi="Consolas" w:cs="Consolas" w:eastAsia="Consolas"/>
+          <w:sz w:val="17"/>
+        </w:rPr>
+        <w:t xml:space="preserve">                 pages/{profesor,secretaria,admin,padre}, lib/ (cliente de la API, sesión, institución),</w:t>
+      </w:r>
+    </w:p>
+    <w:p>
+      <w:pPr>
+        <w:keepLines/>
+        <w:pBdr>
+          <w:left w:val="single" w:color="9DBBD8" w:sz="12" w:space="6"/>
+        </w:pBdr>
+        <w:shd w:fill="F2F2F2" w:color="auto" w:val="clear"/>
+        <w:spacing w:after="0" w:before="0" w:line="240"/>
+        <w:ind w:left="170" w:right="170"/>
+      </w:pPr>
+      <w:r>
+        <w:rPr>
+          <w:rFonts w:ascii="Consolas" w:hAnsi="Consolas" w:cs="Consolas" w:eastAsia="Consolas"/>
+          <w:sz w:val="17"/>
+        </w:rPr>
+        <w:t xml:space="preserve">                 estilos/tema.css (tokens; colores de la institución desde la API, ADR-0010)</w:t>
       </w:r>
     </w:p>
     <w:p>
@@ -4992,7 +5028,7 @@
               <w:rPr>
                 <w:sz w:val="19"/>
               </w:rPr>
-              <w:t>Módulo académico (T-016): cursos, estudiantes con código RUDE (D10), materias, unidad educativa y su apariencia (ADR-0010); renovación de la sesión (D11).</w:t>
+              <w:t>Módulo académico (T-016): cursos, estudiantes con código RUDE (D10), materias, unidad educativa y su apariencia (ADR-0010); renovación de la sesión (D11); web con las pantallas de cada rol, para escritorio y celular.</w:t>
             </w:r>
           </w:p>
         </w:tc>
